--- a/generated/sources/internal_comms/store_visit_reports/2026-10-16_SEL01_매장방문보고서_윤성호.docx
+++ b/generated/sources/internal_comms/store_visit_reports/2026-10-16_SEL01_매장방문보고서_윤성호.docx
@@ -374,17 +374,17 @@
     </w:p>
     <w:p>
       <w:r>
-        <w:t>2. 일바로 인디핑크: 10/2 이후 완판. 진열대에는 디스플레이용 1장(오염 있어 판매 불가)만 남아 있음. 대기 고객 리스트 90명 이상. 10/13 입고분(세관 지연, KC 인증서 누락 건)에는 핑크가 포함되지 않았음. 핑크 추가 입고 일정 미확정, 본사 회신 필요.</w:t>
+        <w:t>2. Iridia 인디핑크: 10/2 이후 완판. 진열대에는 디스플레이용 1장(오염 있어 판매 불가)만 남아 있음. 대기 고객 리스트 90명 이상. 10/13 입고분(세관 지연, KC 인증서 누락 건)에는 핑크가 포함되지 않았음. 핑크 추가 입고 일정 미확정, 본사 회신 필요.</w:t>
       </w:r>
     </w:p>
     <w:p>
       <w:r>
-        <w:t>3. 마이레 블랙: 10/3경 소진. 하루 평균 3~5명 문의.</w:t>
+        <w:t>3. Aurea 블랙: 10/3경 소진. 하루 평균 3~5명 문의.</w:t>
       </w:r>
     </w:p>
     <w:p>
       <w:r>
-        <w:t>4. TIB 지퍼 불량 반품 9/28 이후 누적 약 15건. 매장 공지 늦게 받음(10/5).</w:t>
+        <w:t>4. VEL 지퍼 불량 반품 9/28 이후 누적 약 15건. 매장 공지 늦게 받음(10/5).</w:t>
       </w:r>
     </w:p>
     <w:p>
